--- a/resume.docx
+++ b/resume.docx
@@ -438,7 +438,7 @@
                 <w:color w:val="0F172A"/>
                 <w:sz w:val="14"/>
               </w:rPr>
-              <w:t>了解 NestJS、REST API、JWT、DTO 校验、接口限流、异常处理、日志记录；熟悉 Git / GitHub、EdgeOne、Render、GitHub Pages、WSL、Cursor / VS Code。</w:t>
+              <w:t>了解 NestJS、REST API、JWT、DTO 校验、接口限流、异常处理、日志记录；熟悉 Git / GitHub、Netlify、Render、GitHub Pages、WSL、Cursor / VS Code。</w:t>
             </w:r>
           </w:p>
         </w:tc>
@@ -609,7 +609,7 @@
             <w:rFonts w:ascii="Noto Sans CJK SC" w:hAnsi="Noto Sans CJK SC" w:eastAsia="Noto Sans CJK SC"/>
             <w:sz w:val="13"/>
           </w:rPr>
-          <w:t>https://edu-agent-rag-workspace.edgeone.cool</w:t>
+          <w:t>https://eduagt.netlify.app</w:t>
         </w:r>
       </w:hyperlink>
       <w:r>
@@ -700,7 +700,7 @@
           <w:color w:val="0F172A"/>
           <w:sz w:val="14"/>
         </w:rPr>
-        <w:t>前端 React + TypeScript；后端 NestJS；模型 DeepSeek；知识库 Supabase / PostgreSQL + pgvector；EdgeOne 作为国内访问入口，Render 承载后端。</w:t>
+        <w:t>前端 React + TypeScript；后端 NestJS；模型 DeepSeek；知识库 Supabase / PostgreSQL + pgvector；Netlify 承载前端入口，Render 承载后端。</w:t>
       </w:r>
     </w:p>
     <w:p>
